--- a/src/OpenXmlHtml.Tests/WordConvertToDocxTests.PageBreaks.Net.verified.docx
+++ b/src/OpenXmlHtml.Tests/WordConvertToDocxTests.PageBreaks.Net.verified.docx
@@ -20,12 +20,8 @@
     </w:p>
     <w:p>
       <w:pPr>
+        <w:pStyle w:val="Heading1"/>
         <w:pageBreakBefore/>
-      </w:pPr>
-    </w:p>
-    <w:p>
-      <w:pPr>
-        <w:pStyle w:val="Heading1"/>
       </w:pPr>
       <w:r>
         <w:rPr>
@@ -46,12 +42,8 @@
     </w:p>
     <w:p>
       <w:pPr>
+        <w:pStyle w:val="Heading1"/>
         <w:pageBreakBefore/>
-      </w:pPr>
-    </w:p>
-    <w:p>
-      <w:pPr>
-        <w:pStyle w:val="Heading1"/>
       </w:pPr>
       <w:r>
         <w:rPr>
